--- a/Releases/V4.0_Stable/Decoupe/19_Boulet_de_Myrtilles.docx
+++ b/Releases/V4.0_Stable/Decoupe/19_Boulet_de_Myrtilles.docx
@@ -494,6 +494,38 @@
           <w:bCs/>
         </w:rPr>
         <w:t xml:space="preserve">ACTE II — Si Chloé interroge sur Baptiste : « Cette fiole dans son manteau le désigne, certes — mais c’est un artiste doux, je le verrais mal verser du poison. » Et sur Lisa : « Après son éclat de 16h40, je l’ai entendue jurer que Léa paierait pour ce qu’elle lui avait fait. »</w:t>
+      </w:r>
+      <w:r>
+        <w:t xml:space="preserve"/>
+      </w:r>
+    </w:p>
+    <w:p>
+      <w:pPr>
+        <w:spacing w:before="60" w:after="60" w:line="300" w:lineRule="auto"/>
+        <w:jc w:val="both"/>
+      </w:pPr>
+      <w:r>
+        <w:rPr>
+          <w:b/>
+          <w:bCs/>
+        </w:rPr>
+        <w:t xml:space="preserve">ACTE II — Sur la cantatrice Lisa (votre œil de généalogiste) : « La Lepra ? Mon annuaire ne ment pas — née Lepretre, fille d’une blanchisseuse de Belleville. Le nom de scène cache une enfant du lavoir ; Léa, j’imagine, le savait aussi. »</w:t>
+      </w:r>
+      <w:r>
+        <w:t xml:space="preserve"/>
+      </w:r>
+    </w:p>
+    <w:p>
+      <w:pPr>
+        <w:spacing w:before="60" w:after="60" w:line="300" w:lineRule="auto"/>
+        <w:jc w:val="both"/>
+      </w:pPr>
+      <w:r>
+        <w:rPr>
+          <w:b/>
+          <w:bCs/>
+        </w:rPr>
+        <w:t xml:space="preserve">ACTE III — Sur Maître Collin-Stanislas : « Il a racheté pour une bouchée de pain les terres des Beauchamp, en 1910, juste après la mort de leur jeune héritière. Étrange aubaine pour un simple clerc. »</w:t>
       </w:r>
       <w:r>
         <w:t xml:space="preserve"/>

--- a/Releases/V4.0_Stable/Decoupe/19_Boulet_de_Myrtilles.docx
+++ b/Releases/V4.0_Stable/Decoupe/19_Boulet_de_Myrtilles.docx
@@ -255,7 +255,7 @@
         <w:jc w:val="both"/>
       </w:pPr>
       <w:r>
-        <w:t>Discrète, observatrice. Lectrice d’annuaires de noblesse — mémoire prodigieuse pour les familles, les dates, les généalogies. Vous étiez au salon du bar à lire dans le coin du piano une grande partie de l’après-midi. Vous vous êtes brièvement absentée vers 17h30 (salle de bain) et avez emprunté le couloir intérieur en revenant.</w:t>
+        <w:t xml:space="preserve">Discrète, observatrice. Lectrice d’annuaires de noblesse — mémoire prodigieuse pour les familles, les dates, les généalogies. Particularité : vous ne percevez pas les couleurs — le monde vous apparaît en gris ; vous lisez les formes et les motifs, jamais les teintes (vos annuaires, en noir et blanc, vous conviennent parfaitement). Vous étiez au salon du bar à lire dans le coin du piano une grande partie de l’après-midi. Vous vous êtes brièvement absentée vers 17h30 (salle de bain) et avez emprunté le couloir intérieur en revenant.</w:t>
       </w:r>
     </w:p>
     <w:p>
@@ -461,7 +461,7 @@
           <w:b/>
           <w:bCs/>
         </w:rPr>
-        <w:t xml:space="preserve">ACTE I — Sur Lisa et Baptiste : « La cantatrice ne quittait pas le caricaturiste des yeux. Pas comme une amie — comme une amante. Je crois qu’il y a quelque chose entre eux. »</w:t>
+        <w:t xml:space="preserve">ACTE I — Sur Lisa et Baptiste : « La cantatrice ne quittait pas le caricaturiste des yeux — superbe dans son velours vert. Pas comme une amie — comme une amante. Je crois qu’il y a quelque chose entre eux. »</w:t>
       </w:r>
       <w:r>
         <w:t xml:space="preserve"/>
@@ -525,76 +525,78 @@
           <w:b/>
           <w:bCs/>
         </w:rPr>
-        <w:t xml:space="preserve">ACTE III — Sur Maître Collin-Stanislas : « Il a racheté pour une bouchée de pain les terres des Beauchamp, en 1910, juste après la mort de leur jeune héritière. Étrange aubaine pour un simple clerc. »</w:t>
-      </w:r>
-      <w:r>
+        <w:t>ACTE II/III — Anomalies sur Amandinette</w:t>
+      </w:r>
+      <w:r>
+        <w:t xml:space="preserve"> : « Mes annuaires de noblesse couvrent les Parisette sur quatre générations. Or je ne retrouve pas la branche dont parle la Duchesse Amandinette. Et certaines anecdotes d’enfance qu’elle évoque ne collent pas avec les chroniques de cette maison. »</w:t>
+      </w:r>
+    </w:p>
+    <w:p>
+      <w:pPr>
+        <w:spacing w:before="60" w:after="60" w:line="300" w:lineRule="auto"/>
+        <w:jc w:val="both"/>
+      </w:pPr>
+      <w:r>
+        <w:rPr>
+          <w:b/>
+          <w:bCs/>
+        </w:rPr>
+        <w:t>ACTE III — Mallette de Gautier (17h33)</w:t>
+      </w:r>
+      <w:r>
+        <w:t xml:space="preserve"> : « Je passais dans le couloir intérieur vers 17h33. J’ai vu Gautier glisser quelque chose de lourd dans le placard, vivement. » N’évoquez pas avant l’Acte III.</w:t>
+      </w:r>
+    </w:p>
+    <w:p>
+      <w:pPr>
+        <w:spacing w:before="60" w:after="60" w:line="300" w:lineRule="auto"/>
+        <w:jc w:val="both"/>
+      </w:pPr>
+      <w:r>
+        <w:rPr>
+          <w:b/>
+          <w:bCs/>
+        </w:rPr>
+        <w:t>ACTE III — Alicia près du bar pendant la cohue</w:t>
+      </w:r>
+      <w:r>
+        <w:t xml:space="preserve"> : « À 17h58, pendant que tout le monde s’agitait, j’ai vu Alicia s’attarder près du bar. Elle paraissait perdue. »</w:t>
+      </w:r>
+    </w:p>
+    <w:p>
+      <w:pPr>
+        <w:spacing w:after="80"/>
+      </w:pPr>
+      <w:r>
+        <w:rPr>
+          <w:b/>
+          <w:sz w:val="22"/>
+        </w:rPr>
+        <w:t xml:space="preserve">ACTE III — La salle de bain vide (si Chloé interroge sur la salle de bain) : </w:t>
+      </w:r>
+      <w:r>
+        <w:rPr>
+          <w:sz w:val="22"/>
+        </w:rPr>
+        <w:t xml:space="preserve">« Quand je m’y suis rendue vers 17h30, la salle de bain était vide — personne. La Duchesse Amandinette prétend pourtant s’y être reposée jusqu’à 17h45. À 17h30, il n’y avait là âme qui vive. »</w:t>
+      </w:r>
+    </w:p>
+    <w:p>
+      <w:pPr>
+        <w:spacing w:after="80"/>
+      </w:pPr>
+      <w:r>
+        <w:rPr>
+          <w:b/>
+          <w:sz w:val="22"/>
+        </w:rPr>
+        <w:t xml:space="preserve">ACTE IV — La robe de la silhouette (À NE LIVRER QU’AU DERNIER ACTE — si Chloé revient sur la silhouette des manteaux, ou cherche QUI a glissé la fiole) : « Une chose me revient… La personne penchée sur les manteaux portait une robe — une robe de femme, j’en jurerais — toute semée de fleurs, de grandes fleurs sur toute l’étoffe. La couleur ? Ne me la demandez pas : je ne vois pas les couleurs, je ne les ai jamais vues. Mais ces fleurs-là, je les revois. » — MJ : indice de CONFIRMATION, pas de révélation. Cette robe à fleurs est celle de la Duchesse Amandinette ; ne le dites pas — laissez Chloé recouper avec ce qu’elle a sous les yeux.</w:t>
+      </w:r>
+      <w:r>
+        <w:rPr>
+          <w:sz w:val="22"/>
+        </w:rPr>
         <w:t xml:space="preserve"/>
-      </w:r>
-    </w:p>
-    <w:p>
-      <w:pPr>
-        <w:spacing w:before="60" w:after="60" w:line="300" w:lineRule="auto"/>
-        <w:jc w:val="both"/>
-      </w:pPr>
-      <w:r>
-        <w:rPr>
-          <w:b/>
-          <w:bCs/>
-        </w:rPr>
-        <w:t>ACTE II/III — Anomalies sur Amandinette</w:t>
-      </w:r>
-      <w:r>
-        <w:t xml:space="preserve"> : « Mes annuaires de noblesse couvrent les Parisette sur quatre générations. Or je ne retrouve pas la branche dont parle la Duchesse Amandinette. Et certaines anecdotes d’enfance qu’elle évoque ne collent pas avec les chroniques de cette maison. »</w:t>
-      </w:r>
-    </w:p>
-    <w:p>
-      <w:pPr>
-        <w:spacing w:before="60" w:after="60" w:line="300" w:lineRule="auto"/>
-        <w:jc w:val="both"/>
-      </w:pPr>
-      <w:r>
-        <w:rPr>
-          <w:b/>
-          <w:bCs/>
-        </w:rPr>
-        <w:t>ACTE III — Mallette de Gautier (17h33)</w:t>
-      </w:r>
-      <w:r>
-        <w:t xml:space="preserve"> : « Je passais dans le couloir intérieur vers 17h33. J’ai vu Gautier glisser quelque chose de lourd dans le placard, vivement. » N’évoquez pas avant l’Acte III.</w:t>
-      </w:r>
-    </w:p>
-    <w:p>
-      <w:pPr>
-        <w:spacing w:before="60" w:after="60" w:line="300" w:lineRule="auto"/>
-        <w:jc w:val="both"/>
-      </w:pPr>
-      <w:r>
-        <w:rPr>
-          <w:b/>
-          <w:bCs/>
-        </w:rPr>
-        <w:t>ACTE III — Alicia près du bar pendant la cohue</w:t>
-      </w:r>
-      <w:r>
-        <w:t xml:space="preserve"> : « À 17h58, pendant que tout le monde s’agitait, j’ai vu Alicia s’attarder près du bar. Elle paraissait perdue. »</w:t>
-      </w:r>
-    </w:p>
-    <w:p>
-      <w:pPr>
-        <w:spacing w:after="80"/>
-      </w:pPr>
-      <w:r>
-        <w:rPr>
-          <w:b/>
-          <w:sz w:val="22"/>
-        </w:rPr>
-        <w:t xml:space="preserve">ACTE III — La salle de bain vide (si Chloé interroge sur la salle de bain) : </w:t>
-      </w:r>
-      <w:r>
-        <w:rPr>
-          <w:sz w:val="22"/>
-        </w:rPr>
-        <w:t xml:space="preserve">« Quand je m’y suis rendue vers 17h30, la salle de bain était vide — personne. La Duchesse Amandinette prétend pourtant s’y être reposée jusqu’à 17h45. À 17h30, il n’y avait là âme qui vive. »</w:t>
       </w:r>
     </w:p>
     <w:p>
@@ -1235,7 +1237,7 @@
                 <w:sz w:val="22"/>
                 <w:szCs w:val="22"/>
               </w:rPr>
-              <w:t>Par la porte entrouverte, silhouette à contre-jour penchée sur les manteaux. Vous ne reconnaissez pas.</w:t>
+              <w:t xml:space="preserve">Par la porte entrouverte, silhouette à contre-jour penchée sur les manteaux. Vous ne reconnaissez pas le visage. (La robe à fleurs, elle, vous reviendra — à ne révéler qu’en Acte IV.)</w:t>
             </w:r>
           </w:p>
         </w:tc>

--- a/Releases/V4.0_Stable/Decoupe/19_Boulet_de_Myrtilles.docx
+++ b/Releases/V4.0_Stable/Decoupe/19_Boulet_de_Myrtilles.docx
@@ -251,15 +251,6 @@
     </w:p>
     <w:p>
       <w:pPr>
-        <w:spacing w:before="60" w:after="60" w:line="300" w:lineRule="auto"/>
-        <w:jc w:val="both"/>
-      </w:pPr>
-      <w:r>
-        <w:t xml:space="preserve">Discrète, observatrice. Lectrice d’annuaires de noblesse — mémoire prodigieuse pour les familles, les dates, les généalogies. Particularité : vous ne percevez pas les couleurs — le monde vous apparaît en gris ; vous lisez les formes et les motifs, jamais les teintes (vos annuaires, en noir et blanc, vous conviennent parfaitement). Vous étiez au salon du bar à lire dans le coin du piano une grande partie de l’après-midi. Vous vous êtes brièvement absentée vers 17h30 (salle de bain) et avez emprunté le couloir intérieur en revenant.</w:t>
-      </w:r>
-    </w:p>
-    <w:p>
-      <w:pPr>
         <w:spacing w:before="240" w:after="100"/>
       </w:pPr>
       <w:r>
@@ -270,7 +261,136 @@
           <w:sz w:val="24"/>
           <w:szCs w:val="24"/>
         </w:rPr>
-        <w:t>❧  MES TÉMOIGNAGES PRIORITAIRES — à livrer si Chloé pose la bonne question  ❧</w:t>
+        <w:t xml:space="preserve">❧  DEUX QUESTIONS RÉCURRENTES (Chloé peut les poser à tout convive)  ❧</w:t>
+      </w:r>
+    </w:p>
+    <w:p>
+      <w:pPr>
+        <w:spacing w:before="240" w:after="100"/>
+      </w:pPr>
+      <w:r>
+        <w:rPr>
+          <w:b/>
+          <w:bCs/>
+          <w:color w:val="5D4037"/>
+          <w:sz w:val="24"/>
+          <w:szCs w:val="24"/>
+        </w:rPr>
+        <w:t xml:space="preserve">Sur Léa : « Une connaissance qui aimait les annuaires autant que moi. Sa mort m’attriste. »</w:t>
+      </w:r>
+    </w:p>
+    <w:p>
+      <w:pPr>
+        <w:spacing w:before="240" w:after="100"/>
+      </w:pPr>
+      <w:r>
+        <w:rPr>
+          <w:b/>
+          <w:bCs/>
+          <w:color w:val="5D4037"/>
+          <w:sz w:val="24"/>
+          <w:szCs w:val="24"/>
+        </w:rPr>
+        <w:t xml:space="preserve">Sur quelque chose d’étrange peu avant sa mort : « Elle m’a remis un papier ce matin, sans un mot. Je l’ai rangé sans le lire — par pudeur. »</w:t>
+      </w:r>
+    </w:p>
+    <w:p>
+      <w:pPr>
+        <w:spacing w:before="240" w:after="100"/>
+      </w:pPr>
+      <w:r>
+        <w:rPr>
+          <w:b/>
+          <w:bCs/>
+          <w:color w:val="5D4037"/>
+          <w:sz w:val="24"/>
+          <w:szCs w:val="24"/>
+        </w:rPr>
+        <w:t xml:space="preserve">❧  VOTRE RESSENTI SUR LA JOURNÉE  ❧</w:t>
+      </w:r>
+    </w:p>
+    <w:p>
+      <w:pPr>
+        <w:spacing w:before="240" w:after="100"/>
+      </w:pPr>
+      <w:r>
+        <w:rPr>
+          <w:b/>
+          <w:bCs/>
+          <w:color w:val="5D4037"/>
+          <w:sz w:val="24"/>
+          <w:szCs w:val="24"/>
+        </w:rPr>
+        <w:t xml:space="preserve">« Triste. Elle avait l’élégance des grandes dames — et la cruauté qui va avec. »</w:t>
+      </w:r>
+    </w:p>
+    <w:p>
+      <w:pPr>
+        <w:spacing w:before="240" w:after="100"/>
+      </w:pPr>
+      <w:r>
+        <w:rPr>
+          <w:b/>
+          <w:bCs/>
+          <w:color w:val="5D4037"/>
+          <w:sz w:val="24"/>
+          <w:szCs w:val="24"/>
+        </w:rPr>
+        <w:t xml:space="preserve">❧  SI VOUS NE SAVEZ PAS QUOI RÉPONDRE  ❧</w:t>
+      </w:r>
+    </w:p>
+    <w:p>
+      <w:pPr>
+        <w:spacing w:before="240" w:after="100"/>
+      </w:pPr>
+      <w:r>
+        <w:rPr>
+          <w:b/>
+          <w:bCs/>
+          <w:color w:val="5D4037"/>
+          <w:sz w:val="24"/>
+          <w:szCs w:val="24"/>
+        </w:rPr>
+        <w:t xml:space="preserve">Esquive type : « Je lis, je ne suis pas vos drames. Mais j’ai bonne mémoire pour ce qui m’a frappée. »</w:t>
+      </w:r>
+    </w:p>
+    <w:p>
+      <w:pPr>
+        <w:spacing w:before="240" w:after="100"/>
+      </w:pPr>
+      <w:r>
+        <w:rPr>
+          <w:b/>
+          <w:bCs/>
+          <w:color w:val="5D4037"/>
+          <w:sz w:val="24"/>
+          <w:szCs w:val="24"/>
+        </w:rPr>
+        <w:t xml:space="preserve">Sur Tatoine et les lettres anciennes : NIEZ jusqu’à ce que Chloé évoque Tatoine ou brandisse le mot.</w:t>
+      </w:r>
+    </w:p>
+    <w:p>
+      <w:pPr>
+        <w:spacing w:before="60" w:after="60" w:line="300" w:lineRule="auto"/>
+        <w:jc w:val="both"/>
+      </w:pPr>
+      <w:r>
+        <w:t xml:space="preserve">Discrète, observatrice. Lectrice d’annuaires de noblesse — mémoire prodigieuse pour les familles, les dates, les généalogies. Particularité : vous ne percevez pas les couleurs — le monde vous apparaît en gris ; vous lisez les formes et les motifs, jamais les teintes (vos annuaires, en noir et blanc, vous conviennent parfaitement). Vous étiez au salon du bar à lire dans le coin du piano une grande partie de l’après-midi. Vous vous êtes brièvement absentée vers 17h30 (salle de bain) et avez emprunté le couloir intérieur en revenant.</w:t>
+      </w:r>
+    </w:p>
+    <w:p>
+      <w:pPr>
+        <w:spacing w:before="240" w:after="100"/>
+      </w:pPr>
+      <w:r>
+        <w:rPr>
+          <w:b/>
+          <w:bCs/>
+          <w:color w:val="5D4037"/>
+          <w:sz w:val="24"/>
+          <w:szCs w:val="24"/>
+        </w:rPr>
+        <w:t xml:space="preserve">❧  MES OBSERVATIONS — à livrer si Chloé pose la bonne question  ❧</w:t>
       </w:r>
     </w:p>
     <w:p>
@@ -414,7 +534,7 @@
           <w:sz w:val="24"/>
           <w:szCs w:val="24"/>
         </w:rPr>
-        <w:t>❧  CE QUE VOUS DITES — DISTRIBUÉ PAR ACTES  ❧</w:t>
+        <w:t xml:space="preserve">❧  CE QUE VOUS DITES — SELON CE QUE CHLOÉ DEMANDE  ❧</w:t>
       </w:r>
     </w:p>
     <w:p>
@@ -427,10 +547,10 @@
           <w:b/>
           <w:bCs/>
         </w:rPr>
-        <w:t>ACTE I — Dispute Gautier-Léa au jardin (16h15)</w:t>
-      </w:r>
-      <w:r>
-        <w:t xml:space="preserve"> : « Depuis la fenêtre du salon du bar, j’ai vu Gautier et Léa se disputer dans le jardin vers 16h15. Léa lui a tendu un papier, il l’a fourré dans sa poche. »</w:t>
+        <w:t xml:space="preserve">Dispute Gautier-Léa au jardin (16h15) : « Depuis la fenêtre du salon du bar, j’ai vu Gautier et Léa se disputer dans le jardin vers 16h15. Léa lui a tendu un papier, il l’a fourré dans sa poche. »</w:t>
+      </w:r>
+      <w:r>
+        <w:t xml:space="preserve"/>
       </w:r>
     </w:p>
     <w:p>
@@ -442,13 +562,13 @@
           <w:b/>
           <w:sz w:val="22"/>
         </w:rPr>
-        <w:t xml:space="preserve">ACTE I — Alicia revenant juste avant le toast (16h45) : </w:t>
+        <w:t xml:space="preserve">Alicia revenant juste avant le toast (16h45) : « Juste avant le toast, vers 16h45, j’ai vu Lady Alicia revenir d’une brève absence. Elle a souri en passant et s’est replacée près du buffet. »</w:t>
       </w:r>
       <w:r>
         <w:rPr>
           <w:sz w:val="22"/>
         </w:rPr>
-        <w:t xml:space="preserve">« Juste avant le toast, vers 16h45, j’ai vu Lady Alicia revenir d’une brève absence. Elle a souri en passant et s’est replacée près du buffet. »</w:t>
+        <w:t xml:space="preserve"/>
       </w:r>
     </w:p>
     <w:p>
@@ -461,7 +581,7 @@
           <w:b/>
           <w:bCs/>
         </w:rPr>
-        <w:t xml:space="preserve">ACTE I — Sur Lisa et Baptiste : « La cantatrice ne quittait pas le caricaturiste des yeux — superbe dans son velours vert. Pas comme une amie — comme une amante. Je crois qu’il y a quelque chose entre eux. »</w:t>
+        <w:t xml:space="preserve">Sur Lisa et Baptiste : « La cantatrice ne quittait pas le caricaturiste des yeux — superbe dans son velours vert. Pas comme une amie — comme une amante. Je crois qu’il y a quelque chose entre eux. »</w:t>
       </w:r>
       <w:r>
         <w:t xml:space="preserve"/>
@@ -477,10 +597,10 @@
           <w:b/>
           <w:bCs/>
         </w:rPr>
-        <w:t>ACTE II — Silhouette aux tabourets</w:t>
-      </w:r>
-      <w:r>
-        <w:t xml:space="preserve"> : « Je revenais de la salle de bain par le couloir vers 17h36. La porte du bar était entrouverte. J’ai aperçu QUELQU’UN penché sur les manteaux, glissant quelque chose dans une veste. Le rayon de soleil m’a empêchée de voir le visage. »</w:t>
+        <w:t xml:space="preserve">Silhouette aux tabourets : « Je revenais de la salle de bain par le couloir vers 17h36. La porte du bar était entrouverte. J’ai aperçu QUELQU’UN penché sur les manteaux, glissant quelque chose dans une veste. Le rayon de soleil m’a empêchée de voir le visage. »</w:t>
+      </w:r>
+      <w:r>
+        <w:t xml:space="preserve"/>
       </w:r>
     </w:p>
     <w:p>
@@ -493,7 +613,7 @@
           <w:b/>
           <w:bCs/>
         </w:rPr>
-        <w:t xml:space="preserve">ACTE II — Si Chloé interroge sur Baptiste : « Cette fiole dans son manteau le désigne, certes — mais c’est un artiste doux, je le verrais mal verser du poison. » Et sur Lisa : « Après son éclat de 16h40, je l’ai entendue jurer que Léa paierait pour ce qu’elle lui avait fait. »</w:t>
+        <w:t xml:space="preserve">Si Chloé interroge sur Baptiste : « Cette fiole dans son manteau le désigne, certes — mais c’est un artiste doux, je le verrais mal verser du poison. » Et sur Lisa : « Après son éclat de 16h40, je l’ai entendue jurer que Léa paierait pour ce qu’elle lui avait fait. »</w:t>
       </w:r>
       <w:r>
         <w:t xml:space="preserve"/>
@@ -509,7 +629,7 @@
           <w:b/>
           <w:bCs/>
         </w:rPr>
-        <w:t xml:space="preserve">ACTE II — Sur la cantatrice Lisa (votre œil de généalogiste) : « La Lepra ? Mon annuaire ne ment pas — née Lepretre, fille d’une blanchisseuse de Belleville. Le nom de scène cache une enfant du lavoir ; Léa, j’imagine, le savait aussi. »</w:t>
+        <w:t xml:space="preserve">Sur la cantatrice Lisa (votre œil de généalogiste) : « La Lepra ? Mon annuaire ne ment pas — née Lepretre, fille d’une blanchisseuse de Belleville. Le nom de scène cache une enfant du lavoir ; Léa, j’imagine, le savait aussi. »</w:t>
       </w:r>
       <w:r>
         <w:t xml:space="preserve"/>
@@ -525,10 +645,10 @@
           <w:b/>
           <w:bCs/>
         </w:rPr>
-        <w:t>ACTE II/III — Anomalies sur Amandinette</w:t>
-      </w:r>
-      <w:r>
-        <w:t xml:space="preserve"> : « Mes annuaires de noblesse couvrent les Parisette sur quatre générations. Or je ne retrouve pas la branche dont parle la Duchesse Amandinette. Et certaines anecdotes d’enfance qu’elle évoque ne collent pas avec les chroniques de cette maison. »</w:t>
+        <w:t xml:space="preserve">Anomalies sur Amandinette : « Mes annuaires de noblesse couvrent les Parisette sur quatre générations. Or je ne retrouve pas la branche dont parle la Duchesse Amandinette. Et certaines anecdotes d’enfance qu’elle évoque ne collent pas avec les chroniques de cette maison. »</w:t>
+      </w:r>
+      <w:r>
+        <w:t xml:space="preserve"/>
       </w:r>
     </w:p>
     <w:p>
@@ -541,10 +661,10 @@
           <w:b/>
           <w:bCs/>
         </w:rPr>
-        <w:t>ACTE III — Mallette de Gautier (17h33)</w:t>
-      </w:r>
-      <w:r>
-        <w:t xml:space="preserve"> : « Je passais dans le couloir intérieur vers 17h33. J’ai vu Gautier glisser quelque chose de lourd dans le placard, vivement. » N’évoquez pas avant l’Acte III.</w:t>
+        <w:t xml:space="preserve">Mallette de Gautier (17h33) : « Je passais dans le couloir intérieur vers 17h33. J’ai vu Gautier glisser quelque chose de lourd dans le placard, vivement. » N’évoquez pas avant l’Acte III.</w:t>
+      </w:r>
+      <w:r>
+        <w:t xml:space="preserve"/>
       </w:r>
     </w:p>
     <w:p>
@@ -557,10 +677,10 @@
           <w:b/>
           <w:bCs/>
         </w:rPr>
-        <w:t>ACTE III — Alicia près du bar pendant la cohue</w:t>
-      </w:r>
-      <w:r>
-        <w:t xml:space="preserve"> : « À 17h58, pendant que tout le monde s’agitait, j’ai vu Alicia s’attarder près du bar. Elle paraissait perdue. »</w:t>
+        <w:t xml:space="preserve">Alicia près du bar pendant la cohue : « À 17h58, pendant que tout le monde s’agitait, j’ai vu Alicia s’attarder près du bar. Elle paraissait perdue. »</w:t>
+      </w:r>
+      <w:r>
+        <w:t xml:space="preserve"/>
       </w:r>
     </w:p>
     <w:p>
@@ -572,13 +692,13 @@
           <w:b/>
           <w:sz w:val="22"/>
         </w:rPr>
-        <w:t xml:space="preserve">ACTE III — La salle de bain vide (si Chloé interroge sur la salle de bain) : </w:t>
+        <w:t xml:space="preserve">La salle de bain vide (si Chloé interroge sur la salle de bain) : « Quand je m’y suis rendue vers 17h30, la salle de bain était vide — personne. La Duchesse Amandinette prétend pourtant s’y être reposée jusqu’à 17h45. À 17h30, il n’y avait là âme qui vive. »</w:t>
       </w:r>
       <w:r>
         <w:rPr>
           <w:sz w:val="22"/>
         </w:rPr>
-        <w:t xml:space="preserve">« Quand je m’y suis rendue vers 17h30, la salle de bain était vide — personne. La Duchesse Amandinette prétend pourtant s’y être reposée jusqu’à 17h45. À 17h30, il n’y avait là âme qui vive. »</w:t>
+        <w:t xml:space="preserve"/>
       </w:r>
     </w:p>
     <w:p>
@@ -590,7 +710,7 @@
           <w:b/>
           <w:sz w:val="22"/>
         </w:rPr>
-        <w:t xml:space="preserve">ACTE IV — La robe de la silhouette (À NE LIVRER QU’AU DERNIER ACTE — si Chloé revient sur la silhouette des manteaux, ou cherche QUI a glissé la fiole) : « Une chose me revient… La personne penchée sur les manteaux portait une robe — une robe de femme, j’en jurerais — toute semée de fleurs, de grandes fleurs sur toute l’étoffe. La couleur ? Ne me la demandez pas : je ne vois pas les couleurs, je ne les ai jamais vues. Mais ces fleurs-là, je les revois. » — MJ : indice de CONFIRMATION, pas de révélation. Cette robe à fleurs est celle de la Duchesse Amandinette ; ne le dites pas — laissez Chloé recouper avec ce qu’elle a sous les yeux.</w:t>
+        <w:t xml:space="preserve">La robe de la silhouette (À NE LIVRER QU’AU DERNIER ACTE — si Chloé revient sur la silhouette des manteaux, ou cherche QUI a glissé la fiole) : « Une chose me revient… La personne penchée sur les manteaux portait une robe — une robe de femme, j’en jurerais — toute semée de fleurs, de grandes fleurs sur toute l’étoffe. La couleur ? Ne me la demandez pas : je ne vois pas les couleurs, je ne les ai jamais vues. Mais ces fleurs-là, je les revois. » — MJ : indice de CONFIRMATION, pas de révélation. Cette robe à fleurs est celle de la Duchesse Amandinette ; ne le dites pas — laissez Chloé recouper avec ce qu’elle a sous les yeux.</w:t>
       </w:r>
       <w:r>
         <w:rPr>

--- a/Releases/V4.0_Stable/Decoupe/19_Boulet_de_Myrtilles.docx
+++ b/Releases/V4.0_Stable/Decoupe/19_Boulet_de_Myrtilles.docx
@@ -119,6 +119,21 @@
           <w:color w:val="6D4C41"/>
         </w:rPr>
         <w:t>« Lady Boulet de Myrtilles, généalogiste amateur. Je passe le plus clair de mes après-midi avec mes annuaires. »</w:t>
+      </w:r>
+    </w:p>
+    <w:p>
+      <w:pPr>
+        <w:spacing w:before="120" w:after="120" w:line="300" w:lineRule="auto"/>
+        <w:ind w:left="360" w:right="360"/>
+        <w:jc w:val="both"/>
+      </w:pPr>
+      <w:r>
+        <w:rPr>
+          <w:i/>
+          <w:iCs/>
+          <w:color w:val="6D4C41"/>
+        </w:rPr>
+        <w:t xml:space="preserve">👗 Votre allure. Tailleur de tweed prune sobre, chignon serré, lorgnon doré pendu au cou par une fine chaîne, gants de coton beige posés sur les genoux, gros livre relié en cuir sur l'accoudoir — l'allure d'une lectrice qui ne se déplace qu'avec ses annuaires.</w:t>
       </w:r>
     </w:p>
     <w:p>

--- a/Releases/V4.0_Stable/Decoupe/19_Boulet_de_Myrtilles.docx
+++ b/Releases/V4.0_Stable/Decoupe/19_Boulet_de_Myrtilles.docx
@@ -119,21 +119,6 @@
           <w:color w:val="6D4C41"/>
         </w:rPr>
         <w:t>« Lady Boulet de Myrtilles, généalogiste amateur. Je passe le plus clair de mes après-midi avec mes annuaires. »</w:t>
-      </w:r>
-    </w:p>
-    <w:p>
-      <w:pPr>
-        <w:spacing w:before="120" w:after="120" w:line="300" w:lineRule="auto"/>
-        <w:ind w:left="360" w:right="360"/>
-        <w:jc w:val="both"/>
-      </w:pPr>
-      <w:r>
-        <w:rPr>
-          <w:i/>
-          <w:iCs/>
-          <w:color w:val="6D4C41"/>
-        </w:rPr>
-        <w:t xml:space="preserve">👗 Votre allure. Tailleur de tweed prune sobre, chignon serré, lorgnon doré pendu au cou par une fine chaîne, gants de coton beige posés sur les genoux, gros livre relié en cuir sur l'accoudoir — l'allure d'une lectrice qui ne se déplace qu'avec ses annuaires.</w:t>
       </w:r>
     </w:p>
     <w:p>

--- a/Releases/V4.0_Stable/Decoupe/19_Boulet_de_Myrtilles.docx
+++ b/Releases/V4.0_Stable/Decoupe/19_Boulet_de_Myrtilles.docx
@@ -520,6 +520,141 @@
       </w:pPr>
       <w:r>
         <w:t>Il y a 6 ans, avant le mariage Sir Tatoine — Lady Cloé Fischer, vous avez échangé quelques lettres tendres avec Tatoine. Une rencontre dans un jardin, jamais consommée. Léa savait et vous faisait chanter (200 livres par trimestre). Vous payiez surtout pour que Clochette ne sache jamais. Ce matin, à votre arrivée, Léa vous a remis un dernier « rappel d’échéance » — un mot bref vous réclamant un trimestre d’avance. Vous l’avez caché dans votre livre, sous la couverture en cuir.</w:t>
+      </w:r>
+    </w:p>
+    <w:p>
+      <w:pPr>
+        <w:spacing w:before="60" w:after="60" w:line="300" w:lineRule="auto"/>
+        <w:jc w:val="both"/>
+      </w:pPr>
+      <w:r>
+        <w:t xml:space="preserve">❧  POUR ENRICHIR VOS RÉPONSES — petit monde, opinions, voix intérieure  ❧</w:t>
+      </w:r>
+    </w:p>
+    <w:p>
+      <w:pPr>
+        <w:spacing w:before="60" w:after="60" w:line="300" w:lineRule="auto"/>
+        <w:jc w:val="both"/>
+      </w:pPr>
+      <w:r>
+        <w:t xml:space="preserve">(Guidelines pour les questions banales — ce sont des points de départ, adaptez à votre style.)</w:t>
+      </w:r>
+    </w:p>
+    <w:p>
+      <w:pPr>
+        <w:spacing w:before="60" w:after="60" w:line="300" w:lineRule="auto"/>
+        <w:jc w:val="both"/>
+      </w:pPr>
+      <w:r>
+        <w:t xml:space="preserve">Votre vie quotidienne : Pas de profession — vous lisez. Bibliothèque privée d'annuaires de noblesse française (4 générations). Vous tenez la chronique des familles dans un carnet. Petit hôtel rue Cassette.</w:t>
+      </w:r>
+    </w:p>
+    <w:p>
+      <w:pPr>
+        <w:spacing w:before="60" w:after="60" w:line="300" w:lineRule="auto"/>
+        <w:jc w:val="both"/>
+      </w:pPr>
+      <w:r>
+        <w:t xml:space="preserve">Vos goûts (à servir si la conversation est culture/loisirs) : Les annuaires (forcément), le thé fort, Loti et les voyages immobiles.</w:t>
+      </w:r>
+    </w:p>
+    <w:p>
+      <w:pPr>
+        <w:spacing w:before="60" w:after="60" w:line="300" w:lineRule="auto"/>
+        <w:jc w:val="both"/>
+      </w:pPr>
+      <w:r>
+        <w:t xml:space="preserve">❧  OPINIONS COURTES sur d'autres convives (à servir si on en parle)  ❧</w:t>
+      </w:r>
+    </w:p>
+    <w:p>
+      <w:pPr>
+        <w:spacing w:before="60" w:after="60" w:line="300" w:lineRule="auto"/>
+        <w:jc w:val="both"/>
+      </w:pPr>
+      <w:r>
+        <w:t xml:space="preserve">• Sur Lady Cloé Fischer (Clochette) : « Une amie de longue date. Je l'aime sincèrement. »</w:t>
+      </w:r>
+    </w:p>
+    <w:p>
+      <w:pPr>
+        <w:spacing w:before="60" w:after="60" w:line="300" w:lineRule="auto"/>
+        <w:jc w:val="both"/>
+      </w:pPr>
+      <w:r>
+        <w:t xml:space="preserve">• Sur Sir Tatoine : (un silence). « Un homme bien. Je ne dirai rien de plus. »</w:t>
+      </w:r>
+    </w:p>
+    <w:p>
+      <w:pPr>
+        <w:spacing w:before="60" w:after="60" w:line="300" w:lineRule="auto"/>
+        <w:jc w:val="both"/>
+      </w:pPr>
+      <w:r>
+        <w:t xml:space="preserve">• Sur Lady Amandinette : « Sa branche m'a toujours échappé dans mes annuaires. C'est étrange — j'ai pourtant des annuaires complets. »</w:t>
+      </w:r>
+    </w:p>
+    <w:p>
+      <w:pPr>
+        <w:spacing w:before="60" w:after="60" w:line="300" w:lineRule="auto"/>
+        <w:jc w:val="both"/>
+      </w:pPr>
+      <w:r>
+        <w:t xml:space="preserve">• Sur Lady Léa : « Une connaissance qui aimait les annuaires autant que moi. »</w:t>
+      </w:r>
+    </w:p>
+    <w:p>
+      <w:pPr>
+        <w:spacing w:before="60" w:after="60" w:line="300" w:lineRule="auto"/>
+        <w:jc w:val="both"/>
+      </w:pPr>
+      <w:r>
+        <w:t xml:space="preserve">❧  PHRASES TOUTES-PRÊTES (pour ne jamais être à court)  ❧</w:t>
+      </w:r>
+    </w:p>
+    <w:p>
+      <w:pPr>
+        <w:spacing w:before="60" w:after="60" w:line="300" w:lineRule="auto"/>
+        <w:jc w:val="both"/>
+      </w:pPr>
+      <w:r>
+        <w:t xml:space="preserve">— « Tenez, demandez-moi une famille — je vous en retrouve les branches. »</w:t>
+      </w:r>
+    </w:p>
+    <w:p>
+      <w:pPr>
+        <w:spacing w:before="60" w:after="60" w:line="300" w:lineRule="auto"/>
+        <w:jc w:val="both"/>
+      </w:pPr>
+      <w:r>
+        <w:t xml:space="preserve">— « Excusez-moi, je dois aller m'asseoir un instant — le bruit me fatigue. »</w:t>
+      </w:r>
+    </w:p>
+    <w:p>
+      <w:pPr>
+        <w:spacing w:before="60" w:after="60" w:line="300" w:lineRule="auto"/>
+        <w:jc w:val="both"/>
+      </w:pPr>
+      <w:r>
+        <w:t xml:space="preserve">❧  VOTRE VOIX INTÉRIEURE (à ne PAS dire — mais à laisser influencer votre ton)  ❧</w:t>
+      </w:r>
+    </w:p>
+    <w:p>
+      <w:pPr>
+        <w:spacing w:before="60" w:after="60" w:line="300" w:lineRule="auto"/>
+        <w:jc w:val="both"/>
+      </w:pPr>
+      <w:r>
+        <w:t xml:space="preserve">• « Tatoine. Six ans. Je l'ai aimé en silence. Personne ne doit savoir. »</w:t>
+      </w:r>
+    </w:p>
+    <w:p>
+      <w:pPr>
+        <w:spacing w:before="60" w:after="60" w:line="300" w:lineRule="auto"/>
+        <w:jc w:val="both"/>
+      </w:pPr>
+      <w:r>
+        <w:t xml:space="preserve">• « Cette silhouette aux manteaux à 17h36 — une robe à fleurs… il me revient quelque chose. »</w:t>
       </w:r>
     </w:p>
     <w:p>
